--- a/docs/Portfolio_Issues_and_Fixes.docx
+++ b/docs/Portfolio_Issues_and_Fixes.docx
@@ -823,12 +823,242 @@
           <w:p>
             <w:pPr>
               <w:cnfStyle w:val="000000100000" w:firstRow="0" w:lastRow="0" w:firstColumn="0" w:lastColumn="0" w:oddVBand="0" w:evenVBand="0" w:oddHBand="1" w:evenHBand="0" w:firstRowFirstColumn="0" w:firstRowLastColumn="0" w:lastRowFirstColumn="0" w:lastRowLastColumn="0"/>
+              <w:rPr>
+                <w:color w:val="6D5F8C"/>
+              </w:rPr>
             </w:pPr>
             <w:r>
               <w:rPr>
                 <w:color w:val="6D5F8C"/>
               </w:rPr>
               <w:t>Every project page is a full page reload; window state is saved to session storage and restored each time, so it feels like one continuous desktop rather than resetting on every click</w:t>
+            </w:r>
+          </w:p>
+          <w:p>
+            <w:pPr>
+              <w:cnfStyle w:val="000000100000" w:firstRow="0" w:lastRow="0" w:firstColumn="0" w:lastColumn="0" w:oddVBand="0" w:evenVBand="0" w:oddHBand="1" w:evenHBand="0" w:firstRowFirstColumn="0" w:firstRowLastColumn="0" w:lastRowFirstColumn="0" w:lastRowLastColumn="0"/>
+            </w:pPr>
+          </w:p>
+        </w:tc>
+      </w:tr>
+      <w:tr>
+        <w:tc>
+          <w:tcPr>
+            <w:cnfStyle w:val="001000000000" w:firstRow="0" w:lastRow="0" w:firstColumn="1" w:lastColumn="0" w:oddVBand="0" w:evenVBand="0" w:oddHBand="0" w:evenHBand="0" w:firstRowFirstColumn="0" w:firstRowLastColumn="0" w:lastRowFirstColumn="0" w:lastRowLastColumn="0"/>
+            <w:tcW w:w="2000" w:type="dxa"/>
+          </w:tcPr>
+          <w:p>
+            <w:pPr>
+              <w:rPr>
+                <w:color w:val="2F2447"/>
+              </w:rPr>
+            </w:pPr>
+            <w:r>
+              <w:rPr>
+                <w:color w:val="2F2447"/>
+              </w:rPr>
+              <w:t>Language choice was stored in a server session, so the site needed a live PHP server just to remember which language you picked — ruling out free static hosting</w:t>
+            </w:r>
+          </w:p>
+        </w:tc>
+        <w:tc>
+          <w:tcPr>
+            <w:tcW w:w="2200" w:type="dxa"/>
+          </w:tcPr>
+          <w:p>
+            <w:pPr>
+              <w:cnfStyle w:val="000000000000" w:firstRow="0" w:lastRow="0" w:firstColumn="0" w:lastColumn="0" w:oddVBand="0" w:evenVBand="0" w:oddHBand="0" w:evenHBand="0" w:firstRowFirstColumn="0" w:firstRowLastColumn="0" w:lastRowFirstColumn="0" w:lastRowLastColumn="0"/>
+              <w:rPr>
+                <w:color w:val="443761"/>
+              </w:rPr>
+            </w:pPr>
+            <w:r>
+              <w:rPr>
+                <w:color w:val="443761"/>
+              </w:rPr>
+              <w:t>Moved the language into the URL itself (/</w:t>
+            </w:r>
+            <w:proofErr w:type="spellStart"/>
+            <w:r>
+              <w:rPr>
+                <w:color w:val="443761"/>
+              </w:rPr>
+              <w:t>en</w:t>
+            </w:r>
+            <w:proofErr w:type="spellEnd"/>
+            <w:r>
+              <w:rPr>
+                <w:color w:val="443761"/>
+              </w:rPr>
+              <w:t>, /</w:t>
+            </w:r>
+            <w:proofErr w:type="spellStart"/>
+            <w:r>
+              <w:rPr>
+                <w:color w:val="443761"/>
+              </w:rPr>
+              <w:t>fr</w:t>
+            </w:r>
+            <w:proofErr w:type="spellEnd"/>
+            <w:r>
+              <w:rPr>
+                <w:color w:val="443761"/>
+              </w:rPr>
+              <w:t>, /</w:t>
+            </w:r>
+            <w:proofErr w:type="spellStart"/>
+            <w:r>
+              <w:rPr>
+                <w:color w:val="443761"/>
+              </w:rPr>
+              <w:t>ar</w:t>
+            </w:r>
+            <w:proofErr w:type="spellEnd"/>
+            <w:r>
+              <w:rPr>
+                <w:color w:val="443761"/>
+              </w:rPr>
+              <w:t>), so each language is its own independent set of pages</w:t>
+            </w:r>
+          </w:p>
+        </w:tc>
+        <w:tc>
+          <w:tcPr>
+            <w:tcW w:w="6266" w:type="dxa"/>
+          </w:tcPr>
+          <w:p>
+            <w:pPr>
+              <w:cnfStyle w:val="000000000000" w:firstRow="0" w:lastRow="0" w:firstColumn="0" w:lastColumn="0" w:oddVBand="0" w:evenVBand="0" w:oddHBand="0" w:evenHBand="0" w:firstRowFirstColumn="0" w:firstRowLastColumn="0" w:lastRowFirstColumn="0" w:lastRowLastColumn="0"/>
+              <w:rPr>
+                <w:color w:val="6D5F8C"/>
+              </w:rPr>
+            </w:pPr>
+            <w:r>
+              <w:rPr>
+                <w:color w:val="6D5F8C"/>
+              </w:rPr>
+              <w:t>The switcher now links to the same page in the other language instead of hitting a session endpoint. Laravel injects the current locale into every generated link automatically, so no internal link had to be rewritten by hand — and each language exports as its own real HTML files that work with no server at all</w:t>
+            </w:r>
+          </w:p>
+        </w:tc>
+      </w:tr>
+      <w:tr>
+        <w:trPr>
+          <w:cnfStyle w:val="000000100000" w:firstRow="0" w:lastRow="0" w:firstColumn="0" w:lastColumn="0" w:oddVBand="0" w:evenVBand="0" w:oddHBand="1" w:evenHBand="0" w:firstRowFirstColumn="0" w:firstRowLastColumn="0" w:lastRowFirstColumn="0" w:lastRowLastColumn="0"/>
+        </w:trPr>
+        <w:tc>
+          <w:tcPr>
+            <w:cnfStyle w:val="001000000000" w:firstRow="0" w:lastRow="0" w:firstColumn="1" w:lastColumn="0" w:oddVBand="0" w:evenVBand="0" w:oddHBand="0" w:evenHBand="0" w:firstRowFirstColumn="0" w:firstRowLastColumn="0" w:lastRowFirstColumn="0" w:lastRowLastColumn="0"/>
+            <w:tcW w:w="2000" w:type="dxa"/>
+          </w:tcPr>
+          <w:p>
+            <w:pPr>
+              <w:rPr>
+                <w:color w:val="2F2447"/>
+              </w:rPr>
+            </w:pPr>
+            <w:r>
+              <w:rPr>
+                <w:color w:val="2F2447"/>
+              </w:rPr>
+              <w:t>The contact form posted to a PHP backend that saved to a database — neither of which exists on a static host, so the form would silently break once deployed</w:t>
+            </w:r>
+          </w:p>
+        </w:tc>
+        <w:tc>
+          <w:tcPr>
+            <w:tcW w:w="2200" w:type="dxa"/>
+          </w:tcPr>
+          <w:p>
+            <w:pPr>
+              <w:cnfStyle w:val="000000100000" w:firstRow="0" w:lastRow="0" w:firstColumn="0" w:lastColumn="0" w:oddVBand="0" w:evenVBand="0" w:oddHBand="1" w:evenHBand="0" w:firstRowFirstColumn="0" w:firstRowLastColumn="0" w:lastRowFirstColumn="0" w:lastRowLastColumn="0"/>
+              <w:rPr>
+                <w:color w:val="443761"/>
+              </w:rPr>
+            </w:pPr>
+            <w:r>
+              <w:rPr>
+                <w:color w:val="443761"/>
+              </w:rPr>
+              <w:t>Switched the form to Netlify's built-in form handling, with validation moved into the browser</w:t>
+            </w:r>
+          </w:p>
+        </w:tc>
+        <w:tc>
+          <w:tcPr>
+            <w:tcW w:w="6266" w:type="dxa"/>
+          </w:tcPr>
+          <w:p>
+            <w:pPr>
+              <w:cnfStyle w:val="000000100000" w:firstRow="0" w:lastRow="0" w:firstColumn="0" w:lastColumn="0" w:oddVBand="0" w:evenVBand="0" w:oddHBand="1" w:evenHBand="0" w:firstRowFirstColumn="0" w:firstRowLastColumn="0" w:lastRowFirstColumn="0" w:lastRowLastColumn="0"/>
+              <w:rPr>
+                <w:color w:val="6D5F8C"/>
+              </w:rPr>
+            </w:pPr>
+            <w:r>
+              <w:rPr>
+                <w:color w:val="6D5F8C"/>
+              </w:rPr>
+              <w:t>A hidden copy of the form in each page is what registers it with Netlify at deploy time; the desktop window and the mobile panel both submit to it. Field-level validation and error messages now run client-side in all three languages, and a honeypot field catches spam bots</w:t>
+            </w:r>
+          </w:p>
+        </w:tc>
+      </w:tr>
+      <w:tr>
+        <w:tc>
+          <w:tcPr>
+            <w:cnfStyle w:val="001000000000" w:firstRow="0" w:lastRow="0" w:firstColumn="1" w:lastColumn="0" w:oddVBand="0" w:evenVBand="0" w:oddHBand="0" w:evenHBand="0" w:firstRowFirstColumn="0" w:firstRowLastColumn="0" w:lastRowFirstColumn="0" w:lastRowLastColumn="0"/>
+            <w:tcW w:w="2000" w:type="dxa"/>
+          </w:tcPr>
+          <w:p>
+            <w:pPr>
+              <w:rPr>
+                <w:color w:val="2F2447"/>
+              </w:rPr>
+            </w:pPr>
+            <w:r>
+              <w:rPr>
+                <w:color w:val="2F2447"/>
+              </w:rPr>
+              <w:t>The first static export baked http://localhost into every link, asset, and image path — the site would have loaded nothing at all on the real domain</w:t>
+            </w:r>
+          </w:p>
+        </w:tc>
+        <w:tc>
+          <w:tcPr>
+            <w:tcW w:w="2200" w:type="dxa"/>
+          </w:tcPr>
+          <w:p>
+            <w:pPr>
+              <w:cnfStyle w:val="000000000000" w:firstRow="0" w:lastRow="0" w:firstColumn="0" w:lastColumn="0" w:oddVBand="0" w:evenVBand="0" w:oddHBand="0" w:evenHBand="0" w:firstRowFirstColumn="0" w:firstRowLastColumn="0" w:lastRowFirstColumn="0" w:lastRowLastColumn="0"/>
+              <w:rPr>
+                <w:color w:val="443761"/>
+              </w:rPr>
+            </w:pPr>
+            <w:r>
+              <w:rPr>
+                <w:color w:val="443761"/>
+              </w:rPr>
+              <w:t>Added a build step that strips the origin, leaving root-relative paths</w:t>
+            </w:r>
+          </w:p>
+        </w:tc>
+        <w:tc>
+          <w:tcPr>
+            <w:tcW w:w="6266" w:type="dxa"/>
+          </w:tcPr>
+          <w:p>
+            <w:pPr>
+              <w:cnfStyle w:val="000000000000" w:firstRow="0" w:lastRow="0" w:firstColumn="0" w:lastColumn="0" w:oddVBand="0" w:evenVBand="0" w:oddHBand="0" w:evenHBand="0" w:firstRowFirstColumn="0" w:firstRowLastColumn="0" w:lastRowFirstColumn="0" w:lastRowLastColumn="0"/>
+              <w:rPr>
+                <w:color w:val="6D5F8C"/>
+              </w:rPr>
+            </w:pPr>
+            <w:r>
+              <w:rPr>
+                <w:color w:val="6D5F8C"/>
+              </w:rPr>
+              <w:t>Laravel always generates absolute URLs from a configured base address. Rewriting them to root-relative means the same build works on the live domain, on the temporary Netlify address, and on the per-commit preview builds — without the export needing to know where it will be hosted</w:t>
             </w:r>
           </w:p>
         </w:tc>
@@ -1422,7 +1652,6 @@
   <w:style w:type="character" w:default="1" w:styleId="DefaultParagraphFont">
     <w:name w:val="Default Paragraph Font"/>
     <w:uiPriority w:val="1"/>
-    <w:semiHidden/>
     <w:unhideWhenUsed/>
   </w:style>
   <w:style w:type="table" w:default="1" w:styleId="TableNormal">

--- a/docs/Portfolio_Issues_and_Fixes.docx
+++ b/docs/Portfolio_Issues_and_Fixes.docx
@@ -1059,6 +1059,65 @@
                 <w:color w:val="6D5F8C"/>
               </w:rPr>
               <w:t>Laravel always generates absolute URLs from a configured base address. Rewriting them to root-relative means the same build works on the live domain, on the temporary Netlify address, and on the per-commit preview builds — without the export needing to know where it will be hosted</w:t>
+            </w:r>
+          </w:p>
+        </w:tc>
+      </w:tr>
+      <w:tr>
+        <w:tc>
+          <w:tcPr>
+            <w:cnfStyle w:val="001000000000" w:firstRow="0" w:lastRow="0" w:firstColumn="1" w:lastColumn="0" w:oddVBand="0" w:evenVBand="0" w:oddHBand="0" w:evenHBand="0" w:firstRowFirstColumn="0" w:firstRowLastColumn="0" w:lastRowFirstColumn="0" w:lastRowLastColumn="0"/>
+            <w:tcW w:w="2000" w:type="dxa"/>
+          </w:tcPr>
+          <w:p>
+            <w:pPr>
+              <w:rPr>
+                <w:color w:val="2F2447"/>
+              </w:rPr>
+            </w:pPr>
+            <w:r>
+              <w:rPr>
+                <w:color w:val="2F2447"/>
+              </w:rPr>
+              <w:t xml:space="preserve">Every demo's "back to portfolio" button led to a "Page not found"</w:t>
+            </w:r>
+          </w:p>
+        </w:tc>
+        <w:tc>
+          <w:tcPr>
+            <w:tcW w:w="2200" w:type="dxa"/>
+          </w:tcPr>
+          <w:p>
+            <w:pPr>
+              <w:cnfStyle w:val="000000000000" w:firstRow="0" w:lastRow="0" w:firstColumn="0" w:lastColumn="0" w:oddVBand="0" w:evenVBand="0" w:oddHBand="0" w:evenHBand="0" w:firstRowFirstColumn="0" w:firstRowLastColumn="0" w:lastRowFirstColumn="0" w:lastRowLastColumn="0"/>
+              <w:rPr>
+                <w:color w:val="443761"/>
+              </w:rPr>
+            </w:pPr>
+            <w:r>
+              <w:rPr>
+                <w:color w:val="443761"/>
+              </w:rPr>
+              <w:t xml:space="preserve">Pointed the links at the current page addresses, and added a redirect so links already shared keep working</w:t>
+            </w:r>
+          </w:p>
+        </w:tc>
+        <w:tc>
+          <w:tcPr>
+            <w:tcW w:w="6266" w:type="dxa"/>
+          </w:tcPr>
+          <w:p>
+            <w:pPr>
+              <w:cnfStyle w:val="000000000000" w:firstRow="0" w:lastRow="0" w:firstColumn="0" w:lastColumn="0" w:oddVBand="0" w:evenVBand="0" w:oddHBand="0" w:evenHBand="0" w:firstRowFirstColumn="0" w:firstRowLastColumn="0" w:lastRowFirstColumn="0" w:lastRowLastColumn="0"/>
+              <w:rPr>
+                <w:color w:val="6D5F8C"/>
+              </w:rPr>
+            </w:pPr>
+            <w:r>
+              <w:rPr>
+                <w:color w:val="6D5F8C"/>
+              </w:rPr>
+              <w:t xml:space="preserve">The demos were built before the site moved language into the address, so their links still pointed at /projects/... instead of /en/projects/.... Forty-two links across the four demos were corrected, and the old form now redirects rather than failing, so anything already sent out still lands in the right place</w:t>
             </w:r>
           </w:p>
         </w:tc>
